--- a/aspi/aspi/1 курс_пи.docx
+++ b/aspi/aspi/1 курс_пи.docx
@@ -1,6 +1,6 @@
 
 <file path=word/document.xml><?xml version="1.0" encoding="utf-8"?>
-<w:document xmlns:wpc="http://schemas.microsoft.com/office/word/2010/wordprocessingCanvas" xmlns:cx="http://schemas.microsoft.com/office/drawing/2014/chartex" xmlns:cx1="http://schemas.microsoft.com/office/drawing/2015/9/8/chartex" xmlns:cx2="http://schemas.microsoft.com/office/drawing/2015/10/21/chartex" xmlns:cx3="http://schemas.microsoft.com/office/drawing/2016/5/9/chartex" xmlns:cx4="http://schemas.microsoft.com/office/drawing/2016/5/10/chartex" xmlns:cx5="http://schemas.microsoft.com/office/drawing/2016/5/11/chartex" xmlns:cx6="http://schemas.microsoft.com/office/drawing/2016/5/12/chartex" xmlns:cx7="http://schemas.microsoft.com/office/drawing/2016/5/13/chartex" xmlns:cx8="http://schemas.microsoft.com/office/drawing/2016/5/14/chartex" xmlns:mc="http://schemas.openxmlformats.org/markup-compatibility/2006" xmlns:aink="http://schemas.microsoft.com/office/drawing/2016/ink" xmlns:am3d="http://schemas.microsoft.com/office/drawing/2017/model3d" xmlns:o="urn:schemas-microsoft-com:office:office" xmlns:r="http://schemas.openxmlformats.org/officeDocument/2006/relationships" xmlns:m="http://schemas.openxmlformats.org/officeDocument/2006/math" xmlns:v="urn:schemas-microsoft-com:vml" xmlns:wp14="http://schemas.microsoft.com/office/word/2010/wordprocessingDrawing" xmlns:wp="http://schemas.openxmlformats.org/drawingml/2006/wordprocessingDrawing" xmlns:w10="urn:schemas-microsoft-com:office:word" xmlns:w="http://schemas.openxmlformats.org/wordprocessingml/2006/main" xmlns:w14="http://schemas.microsoft.com/office/word/2010/wordml" xmlns:w15="http://schemas.microsoft.com/office/word/2012/wordml" xmlns:w16cex="http://schemas.microsoft.com/office/word/2018/wordml/cex" xmlns:w16cid="http://schemas.microsoft.com/office/word/2016/wordml/cid" xmlns:w16="http://schemas.microsoft.com/office/word/2018/wordml" xmlns:w16sdtdh="http://schemas.microsoft.com/office/word/2020/wordml/sdtdatahash" xmlns:w16se="http://schemas.microsoft.com/office/word/2015/wordml/symex" xmlns:wpg="http://schemas.microsoft.com/office/word/2010/wordprocessingGroup" xmlns:wpi="http://schemas.microsoft.com/office/word/2010/wordprocessingInk" xmlns:wne="http://schemas.microsoft.com/office/word/2006/wordml" xmlns:wps="http://schemas.microsoft.com/office/word/2010/wordprocessingShape" mc:Ignorable="w14 w15 w16se w16cid w16 w16cex w16sdtdh wp14">
+<w:document xmlns:wpc="http://schemas.microsoft.com/office/word/2010/wordprocessingCanvas" xmlns:mc="http://schemas.openxmlformats.org/markup-compatibility/2006" xmlns:o="urn:schemas-microsoft-com:office:office" xmlns:r="http://schemas.openxmlformats.org/officeDocument/2006/relationships" xmlns:m="http://schemas.openxmlformats.org/officeDocument/2006/math" xmlns:v="urn:schemas-microsoft-com:vml" xmlns:wp14="http://schemas.microsoft.com/office/word/2010/wordprocessingDrawing" xmlns:wp="http://schemas.openxmlformats.org/drawingml/2006/wordprocessingDrawing" xmlns:w10="urn:schemas-microsoft-com:office:word" xmlns:w="http://schemas.openxmlformats.org/wordprocessingml/2006/main" xmlns:w14="http://schemas.microsoft.com/office/word/2010/wordml" xmlns:w15="http://schemas.microsoft.com/office/word/2012/wordml" xmlns:wpg="http://schemas.microsoft.com/office/word/2010/wordprocessingGroup" xmlns:wpi="http://schemas.microsoft.com/office/word/2010/wordprocessingInk" xmlns:wne="http://schemas.microsoft.com/office/word/2006/wordml" xmlns:wps="http://schemas.microsoft.com/office/word/2010/wordprocessingShape" mc:Ignorable="w14 w15 wp14">
   <w:body>
     <w:p>
       <w:pPr>
@@ -386,22 +386,13 @@
         </w:rPr>
         <w:t>1.1.8. Механика деформируемого твердого тела</w:t>
       </w:r>
-    </w:p>
-    <w:p>
-      <w:pPr>
-        <w:rPr>
-          <w:rFonts w:ascii="Open Sans" w:hAnsi="Open Sans" w:cs="Open Sans"/>
-          <w:sz w:val="22"/>
-          <w:szCs w:val="22"/>
-        </w:rPr>
-      </w:pPr>
-      <w:r>
-        <w:rPr>
-          <w:rFonts w:ascii="Open Sans" w:hAnsi="Open Sans" w:cs="Open Sans"/>
-          <w:sz w:val="22"/>
-          <w:szCs w:val="22"/>
-        </w:rPr>
-        <w:t>Группа: а606-31</w:t>
+      <w:r>
+        <w:rPr>
+          <w:rFonts w:ascii="Open Sans" w:hAnsi="Open Sans" w:cs="Open Sans"/>
+          <w:sz w:val="22"/>
+          <w:szCs w:val="22"/>
+        </w:rPr>
+        <w:t xml:space="preserve"> / гр. 1.1.8-25</w:t>
       </w:r>
     </w:p>
     <w:p>
@@ -691,6 +682,7 @@
                 <w:szCs w:val="22"/>
               </w:rPr>
             </w:pPr>
+            <w:proofErr w:type="spellStart"/>
             <w:r>
               <w:rPr>
                 <w:rFonts w:ascii="Open Sans" w:hAnsi="Open Sans" w:cs="Open Sans"/>
@@ -699,6 +691,7 @@
               </w:rPr>
               <w:t>ЭОиДОТ</w:t>
             </w:r>
+            <w:proofErr w:type="spellEnd"/>
             <w:r>
               <w:rPr>
                 <w:rFonts w:ascii="Open Sans" w:hAnsi="Open Sans" w:cs="Open Sans"/>
@@ -896,6 +889,7 @@
               </w:rPr>
               <w:t xml:space="preserve">                            </w:t>
             </w:r>
+            <w:proofErr w:type="spellStart"/>
             <w:r>
               <w:rPr>
                 <w:rFonts w:ascii="Open Sans" w:hAnsi="Open Sans" w:cs="Open Sans"/>
@@ -904,6 +898,7 @@
               </w:rPr>
               <w:t>ЭОиДОТ</w:t>
             </w:r>
+            <w:proofErr w:type="spellEnd"/>
             <w:r>
               <w:rPr>
                 <w:rFonts w:ascii="Open Sans" w:hAnsi="Open Sans" w:cs="Open Sans"/>
@@ -1088,13 +1083,23 @@
                 <w:szCs w:val="22"/>
               </w:rPr>
             </w:pPr>
-            <w:r>
-              <w:rPr>
-                <w:rFonts w:ascii="Open Sans" w:hAnsi="Open Sans" w:cs="Open Sans"/>
-                <w:sz w:val="22"/>
-                <w:szCs w:val="22"/>
-              </w:rPr>
-              <w:t>ЭОиДОТ*</w:t>
+            <w:proofErr w:type="spellStart"/>
+            <w:r>
+              <w:rPr>
+                <w:rFonts w:ascii="Open Sans" w:hAnsi="Open Sans" w:cs="Open Sans"/>
+                <w:sz w:val="22"/>
+                <w:szCs w:val="22"/>
+              </w:rPr>
+              <w:t>ЭОиДОТ</w:t>
+            </w:r>
+            <w:proofErr w:type="spellEnd"/>
+            <w:r>
+              <w:rPr>
+                <w:rFonts w:ascii="Open Sans" w:hAnsi="Open Sans" w:cs="Open Sans"/>
+                <w:sz w:val="22"/>
+                <w:szCs w:val="22"/>
+              </w:rPr>
+              <w:t>*</w:t>
             </w:r>
           </w:p>
         </w:tc>
@@ -1110,13 +1115,23 @@
                 <w:szCs w:val="22"/>
               </w:rPr>
             </w:pPr>
-            <w:r>
-              <w:rPr>
-                <w:rFonts w:ascii="Open Sans" w:hAnsi="Open Sans" w:cs="Open Sans"/>
-                <w:sz w:val="22"/>
-                <w:szCs w:val="22"/>
-              </w:rPr>
-              <w:t>Горынин Г.Л.</w:t>
+            <w:proofErr w:type="spellStart"/>
+            <w:r>
+              <w:rPr>
+                <w:rFonts w:ascii="Open Sans" w:hAnsi="Open Sans" w:cs="Open Sans"/>
+                <w:sz w:val="22"/>
+                <w:szCs w:val="22"/>
+              </w:rPr>
+              <w:t>Горынин</w:t>
+            </w:r>
+            <w:proofErr w:type="spellEnd"/>
+            <w:r>
+              <w:rPr>
+                <w:rFonts w:ascii="Open Sans" w:hAnsi="Open Sans" w:cs="Open Sans"/>
+                <w:sz w:val="22"/>
+                <w:szCs w:val="22"/>
+              </w:rPr>
+              <w:t xml:space="preserve"> Г.Л.</w:t>
             </w:r>
           </w:p>
         </w:tc>
@@ -1848,30 +1863,13 @@
         </w:rPr>
         <w:t>1.1.9. Механика жидкости, газа и плазмы</w:t>
       </w:r>
-    </w:p>
-    <w:p>
-      <w:pPr>
-        <w:rPr>
-          <w:rFonts w:ascii="Open Sans" w:hAnsi="Open Sans" w:cs="Open Sans"/>
-          <w:sz w:val="22"/>
-          <w:szCs w:val="22"/>
-        </w:rPr>
-      </w:pPr>
-      <w:r>
-        <w:rPr>
-          <w:rFonts w:ascii="Open Sans" w:hAnsi="Open Sans" w:cs="Open Sans"/>
-          <w:sz w:val="22"/>
-          <w:szCs w:val="22"/>
-        </w:rPr>
-        <w:t>г</w:t>
-      </w:r>
-      <w:r>
-        <w:rPr>
-          <w:rFonts w:ascii="Open Sans" w:hAnsi="Open Sans" w:cs="Open Sans"/>
-          <w:sz w:val="22"/>
-          <w:szCs w:val="22"/>
-        </w:rPr>
-        <w:t>руппа: а606-31</w:t>
+      <w:r>
+        <w:rPr>
+          <w:rFonts w:ascii="Open Sans" w:hAnsi="Open Sans" w:cs="Open Sans"/>
+          <w:sz w:val="22"/>
+          <w:szCs w:val="22"/>
+        </w:rPr>
+        <w:t xml:space="preserve"> / гр. 1.1.9-25</w:t>
       </w:r>
     </w:p>
     <w:p>
@@ -2160,6 +2158,7 @@
                 <w:szCs w:val="22"/>
               </w:rPr>
             </w:pPr>
+            <w:proofErr w:type="spellStart"/>
             <w:r>
               <w:rPr>
                 <w:rFonts w:ascii="Open Sans" w:hAnsi="Open Sans" w:cs="Open Sans"/>
@@ -2168,6 +2167,7 @@
               </w:rPr>
               <w:t>ЭОиДОТ</w:t>
             </w:r>
+            <w:proofErr w:type="spellEnd"/>
             <w:r>
               <w:rPr>
                 <w:rFonts w:ascii="Open Sans" w:hAnsi="Open Sans" w:cs="Open Sans"/>
@@ -2357,6 +2357,7 @@
               </w:rPr>
               <w:t xml:space="preserve">                              </w:t>
             </w:r>
+            <w:proofErr w:type="spellStart"/>
             <w:r>
               <w:rPr>
                 <w:rFonts w:ascii="Open Sans" w:hAnsi="Open Sans" w:cs="Open Sans"/>
@@ -2365,6 +2366,7 @@
               </w:rPr>
               <w:t>ЭОиДОТ</w:t>
             </w:r>
+            <w:proofErr w:type="spellEnd"/>
             <w:r>
               <w:rPr>
                 <w:rFonts w:ascii="Open Sans" w:hAnsi="Open Sans" w:cs="Open Sans"/>
@@ -2533,13 +2535,23 @@
                 <w:szCs w:val="22"/>
               </w:rPr>
             </w:pPr>
-            <w:r>
-              <w:rPr>
-                <w:rFonts w:ascii="Open Sans" w:hAnsi="Open Sans" w:cs="Open Sans"/>
-                <w:sz w:val="22"/>
-                <w:szCs w:val="22"/>
-              </w:rPr>
-              <w:t>ЭОиДОТ*</w:t>
+            <w:proofErr w:type="spellStart"/>
+            <w:r>
+              <w:rPr>
+                <w:rFonts w:ascii="Open Sans" w:hAnsi="Open Sans" w:cs="Open Sans"/>
+                <w:sz w:val="22"/>
+                <w:szCs w:val="22"/>
+              </w:rPr>
+              <w:t>ЭОиДОТ</w:t>
+            </w:r>
+            <w:proofErr w:type="spellEnd"/>
+            <w:r>
+              <w:rPr>
+                <w:rFonts w:ascii="Open Sans" w:hAnsi="Open Sans" w:cs="Open Sans"/>
+                <w:sz w:val="22"/>
+                <w:szCs w:val="22"/>
+              </w:rPr>
+              <w:t>*</w:t>
             </w:r>
           </w:p>
         </w:tc>
@@ -3361,39 +3373,23 @@
         </w:rPr>
         <w:t>1.2.1. Искусственный интеллект и машинное обучение</w:t>
       </w:r>
-    </w:p>
-    <w:p>
-      <w:pPr>
-        <w:rPr>
-          <w:rFonts w:ascii="Open Sans" w:hAnsi="Open Sans" w:cs="Open Sans"/>
-          <w:sz w:val="22"/>
-          <w:szCs w:val="22"/>
-        </w:rPr>
-      </w:pPr>
-      <w:r>
-        <w:rPr>
-          <w:rFonts w:ascii="Open Sans" w:hAnsi="Open Sans" w:cs="Open Sans"/>
-          <w:sz w:val="22"/>
-          <w:szCs w:val="22"/>
-        </w:rPr>
-        <w:t>группа: а</w:t>
-      </w:r>
-      <w:r>
-        <w:rPr>
-          <w:rFonts w:ascii="Open Sans" w:hAnsi="Open Sans" w:cs="Open Sans"/>
-          <w:sz w:val="22"/>
-          <w:szCs w:val="22"/>
-        </w:rPr>
-        <w:t>708</w:t>
-      </w:r>
-      <w:r>
-        <w:rPr>
-          <w:rFonts w:ascii="Open Sans" w:hAnsi="Open Sans" w:cs="Open Sans"/>
-          <w:sz w:val="22"/>
-          <w:szCs w:val="22"/>
-        </w:rPr>
-        <w:t>-31</w:t>
-      </w:r>
+      <w:r>
+        <w:rPr>
+          <w:rFonts w:ascii="Open Sans" w:hAnsi="Open Sans" w:cs="Open Sans"/>
+          <w:sz w:val="22"/>
+          <w:szCs w:val="22"/>
+        </w:rPr>
+        <w:t xml:space="preserve"> / гр.1.2.1-25</w:t>
+      </w:r>
+    </w:p>
+    <w:p>
+      <w:pPr>
+        <w:rPr>
+          <w:rFonts w:ascii="Open Sans" w:hAnsi="Open Sans" w:cs="Open Sans"/>
+          <w:sz w:val="22"/>
+          <w:szCs w:val="22"/>
+        </w:rPr>
+      </w:pPr>
     </w:p>
     <w:p>
       <w:pPr>
@@ -3672,6 +3668,7 @@
                 <w:szCs w:val="22"/>
               </w:rPr>
             </w:pPr>
+            <w:proofErr w:type="spellStart"/>
             <w:r>
               <w:rPr>
                 <w:rFonts w:ascii="Open Sans" w:hAnsi="Open Sans" w:cs="Open Sans"/>
@@ -3680,6 +3677,7 @@
               </w:rPr>
               <w:t>ЭОиДОТ</w:t>
             </w:r>
+            <w:proofErr w:type="spellEnd"/>
             <w:r>
               <w:rPr>
                 <w:rFonts w:ascii="Open Sans" w:hAnsi="Open Sans" w:cs="Open Sans"/>
@@ -3842,6 +3840,7 @@
               </w:rPr>
               <w:t xml:space="preserve">                                  </w:t>
             </w:r>
+            <w:proofErr w:type="spellStart"/>
             <w:r>
               <w:rPr>
                 <w:rFonts w:ascii="Open Sans" w:hAnsi="Open Sans" w:cs="Open Sans"/>
@@ -3850,6 +3849,7 @@
               </w:rPr>
               <w:t>ЭОиДОТ</w:t>
             </w:r>
+            <w:proofErr w:type="spellEnd"/>
             <w:r>
               <w:rPr>
                 <w:rFonts w:ascii="Open Sans" w:hAnsi="Open Sans" w:cs="Open Sans"/>
@@ -3980,13 +3980,23 @@
                 <w:szCs w:val="22"/>
               </w:rPr>
             </w:pPr>
-            <w:r>
-              <w:rPr>
-                <w:rFonts w:ascii="Open Sans" w:hAnsi="Open Sans" w:cs="Open Sans"/>
-                <w:sz w:val="22"/>
-                <w:szCs w:val="22"/>
-              </w:rPr>
-              <w:t>ЭОиДОТ*</w:t>
+            <w:proofErr w:type="spellStart"/>
+            <w:r>
+              <w:rPr>
+                <w:rFonts w:ascii="Open Sans" w:hAnsi="Open Sans" w:cs="Open Sans"/>
+                <w:sz w:val="22"/>
+                <w:szCs w:val="22"/>
+              </w:rPr>
+              <w:t>ЭОиДОТ</w:t>
+            </w:r>
+            <w:proofErr w:type="spellEnd"/>
+            <w:r>
+              <w:rPr>
+                <w:rFonts w:ascii="Open Sans" w:hAnsi="Open Sans" w:cs="Open Sans"/>
+                <w:sz w:val="22"/>
+                <w:szCs w:val="22"/>
+              </w:rPr>
+              <w:t>*</w:t>
             </w:r>
           </w:p>
           <w:p>
@@ -4714,39 +4724,6 @@
           <w:sz w:val="22"/>
           <w:szCs w:val="22"/>
         </w:rPr>
-        <w:t>группа: а</w:t>
-      </w:r>
-      <w:r>
-        <w:rPr>
-          <w:rFonts w:ascii="Open Sans" w:hAnsi="Open Sans" w:cs="Open Sans"/>
-          <w:sz w:val="22"/>
-          <w:szCs w:val="22"/>
-        </w:rPr>
-        <w:t>8</w:t>
-      </w:r>
-      <w:r>
-        <w:rPr>
-          <w:rFonts w:ascii="Open Sans" w:hAnsi="Open Sans" w:cs="Open Sans"/>
-          <w:sz w:val="22"/>
-          <w:szCs w:val="22"/>
-        </w:rPr>
-        <w:t>08-31</w:t>
-      </w:r>
-    </w:p>
-    <w:p>
-      <w:pPr>
-        <w:rPr>
-          <w:rFonts w:ascii="Open Sans" w:hAnsi="Open Sans" w:cs="Open Sans"/>
-          <w:sz w:val="22"/>
-          <w:szCs w:val="22"/>
-        </w:rPr>
-      </w:pPr>
-      <w:r>
-        <w:rPr>
-          <w:rFonts w:ascii="Open Sans" w:hAnsi="Open Sans" w:cs="Open Sans"/>
-          <w:sz w:val="22"/>
-          <w:szCs w:val="22"/>
-        </w:rPr>
         <w:t>Н</w:t>
       </w:r>
       <w:r>
@@ -4789,6 +4766,14 @@
           <w:szCs w:val="22"/>
         </w:rPr>
         <w:t>и комплексы программ</w:t>
+      </w:r>
+      <w:r>
+        <w:rPr>
+          <w:rFonts w:ascii="Open Sans" w:hAnsi="Open Sans" w:cs="Open Sans"/>
+          <w:sz w:val="22"/>
+          <w:szCs w:val="22"/>
+        </w:rPr>
+        <w:t xml:space="preserve"> / гр. 1.2.2-25</w:t>
       </w:r>
     </w:p>
     <w:p>
@@ -5150,6 +5135,7 @@
                 <w:szCs w:val="22"/>
               </w:rPr>
             </w:pPr>
+            <w:proofErr w:type="spellStart"/>
             <w:r>
               <w:rPr>
                 <w:rFonts w:ascii="Open Sans" w:hAnsi="Open Sans" w:cs="Open Sans"/>
@@ -5158,6 +5144,7 @@
               </w:rPr>
               <w:t>ЭОиДОТ</w:t>
             </w:r>
+            <w:proofErr w:type="spellEnd"/>
             <w:r>
               <w:rPr>
                 <w:rFonts w:ascii="Open Sans" w:hAnsi="Open Sans" w:cs="Open Sans"/>
@@ -5369,6 +5356,7 @@
                 <w:szCs w:val="22"/>
               </w:rPr>
             </w:pPr>
+            <w:proofErr w:type="spellStart"/>
             <w:r>
               <w:rPr>
                 <w:rFonts w:ascii="Open Sans" w:hAnsi="Open Sans" w:cs="Open Sans"/>
@@ -5377,6 +5365,7 @@
               </w:rPr>
               <w:t>ЭОиДОТ</w:t>
             </w:r>
+            <w:proofErr w:type="spellEnd"/>
             <w:r>
               <w:rPr>
                 <w:rFonts w:ascii="Open Sans" w:hAnsi="Open Sans" w:cs="Open Sans"/>
@@ -5564,6 +5553,7 @@
               </w:rPr>
               <w:t xml:space="preserve">                           </w:t>
             </w:r>
+            <w:proofErr w:type="spellStart"/>
             <w:r>
               <w:rPr>
                 <w:rFonts w:ascii="Open Sans" w:hAnsi="Open Sans" w:cs="Open Sans"/>
@@ -5572,6 +5562,7 @@
               </w:rPr>
               <w:t>ЭОиДОТ</w:t>
             </w:r>
+            <w:proofErr w:type="spellEnd"/>
             <w:r>
               <w:rPr>
                 <w:rFonts w:ascii="Open Sans" w:hAnsi="Open Sans" w:cs="Open Sans"/>
@@ -6282,79 +6273,6 @@
           <w:sz w:val="22"/>
           <w:szCs w:val="22"/>
         </w:rPr>
-        <w:t>Г</w:t>
-      </w:r>
-      <w:r>
-        <w:rPr>
-          <w:rFonts w:ascii="Open Sans" w:hAnsi="Open Sans" w:cs="Open Sans"/>
-          <w:sz w:val="22"/>
-          <w:szCs w:val="22"/>
-        </w:rPr>
-        <w:t>руппа</w:t>
-      </w:r>
-      <w:r>
-        <w:rPr>
-          <w:rFonts w:ascii="Open Sans" w:hAnsi="Open Sans" w:cs="Open Sans"/>
-          <w:sz w:val="22"/>
-          <w:szCs w:val="22"/>
-        </w:rPr>
-        <w:t xml:space="preserve"> </w:t>
-      </w:r>
-      <w:r>
-        <w:rPr>
-          <w:rFonts w:ascii="Open Sans" w:hAnsi="Open Sans" w:cs="Open Sans"/>
-          <w:sz w:val="22"/>
-          <w:szCs w:val="22"/>
-        </w:rPr>
-        <w:t>: а</w:t>
-      </w:r>
-      <w:r>
-        <w:rPr>
-          <w:rFonts w:ascii="Open Sans" w:hAnsi="Open Sans" w:cs="Open Sans"/>
-          <w:sz w:val="22"/>
-          <w:szCs w:val="22"/>
-        </w:rPr>
-        <w:t>8</w:t>
-      </w:r>
-      <w:r>
-        <w:rPr>
-          <w:rFonts w:ascii="Open Sans" w:hAnsi="Open Sans" w:cs="Open Sans"/>
-          <w:sz w:val="22"/>
-          <w:szCs w:val="22"/>
-        </w:rPr>
-        <w:t>08-</w:t>
-      </w:r>
-      <w:r>
-        <w:rPr>
-          <w:rFonts w:ascii="Open Sans" w:hAnsi="Open Sans" w:cs="Open Sans"/>
-          <w:sz w:val="22"/>
-          <w:szCs w:val="22"/>
-        </w:rPr>
-        <w:t>6</w:t>
-      </w:r>
-      <w:r>
-        <w:rPr>
-          <w:rFonts w:ascii="Open Sans" w:hAnsi="Open Sans" w:cs="Open Sans"/>
-          <w:sz w:val="22"/>
-          <w:szCs w:val="22"/>
-        </w:rPr>
-        <w:t>1</w:t>
-      </w:r>
-    </w:p>
-    <w:p>
-      <w:pPr>
-        <w:rPr>
-          <w:rFonts w:ascii="Open Sans" w:hAnsi="Open Sans" w:cs="Open Sans"/>
-          <w:sz w:val="22"/>
-          <w:szCs w:val="22"/>
-        </w:rPr>
-      </w:pPr>
-      <w:r>
-        <w:rPr>
-          <w:rFonts w:ascii="Open Sans" w:hAnsi="Open Sans" w:cs="Open Sans"/>
-          <w:sz w:val="22"/>
-          <w:szCs w:val="22"/>
-        </w:rPr>
         <w:t>Н</w:t>
       </w:r>
       <w:r>
@@ -6396,6 +6314,14 @@
           <w:szCs w:val="22"/>
         </w:rPr>
         <w:t>обработка информации, статистика</w:t>
+      </w:r>
+      <w:r>
+        <w:rPr>
+          <w:rFonts w:ascii="Open Sans" w:hAnsi="Open Sans" w:cs="Open Sans"/>
+          <w:sz w:val="22"/>
+          <w:szCs w:val="22"/>
+        </w:rPr>
+        <w:t xml:space="preserve"> / гр. 2.3.1-25</w:t>
       </w:r>
     </w:p>
     <w:p>
@@ -6678,6 +6604,7 @@
                 <w:szCs w:val="22"/>
               </w:rPr>
             </w:pPr>
+            <w:proofErr w:type="spellStart"/>
             <w:r>
               <w:rPr>
                 <w:rFonts w:ascii="Open Sans" w:hAnsi="Open Sans" w:cs="Open Sans"/>
@@ -6686,6 +6613,7 @@
               </w:rPr>
               <w:t>ЭОиДОТ</w:t>
             </w:r>
+            <w:proofErr w:type="spellEnd"/>
             <w:r>
               <w:rPr>
                 <w:rFonts w:ascii="Open Sans" w:hAnsi="Open Sans" w:cs="Open Sans"/>
@@ -6709,13 +6637,23 @@
                 <w:szCs w:val="22"/>
               </w:rPr>
             </w:pPr>
-            <w:r>
-              <w:rPr>
-                <w:rFonts w:ascii="Open Sans" w:hAnsi="Open Sans" w:cs="Open Sans"/>
-                <w:sz w:val="22"/>
-                <w:szCs w:val="22"/>
-              </w:rPr>
-              <w:t>Чеснокова Н.Е.</w:t>
+            <w:proofErr w:type="spellStart"/>
+            <w:r>
+              <w:rPr>
+                <w:rFonts w:ascii="Open Sans" w:hAnsi="Open Sans" w:cs="Open Sans"/>
+                <w:sz w:val="22"/>
+                <w:szCs w:val="22"/>
+              </w:rPr>
+              <w:t>Чеснокова</w:t>
+            </w:r>
+            <w:proofErr w:type="spellEnd"/>
+            <w:r>
+              <w:rPr>
+                <w:rFonts w:ascii="Open Sans" w:hAnsi="Open Sans" w:cs="Open Sans"/>
+                <w:sz w:val="22"/>
+                <w:szCs w:val="22"/>
+              </w:rPr>
+              <w:t xml:space="preserve"> Н.Е.</w:t>
             </w:r>
           </w:p>
           <w:p>
@@ -6858,6 +6796,7 @@
               </w:rPr>
               <w:t xml:space="preserve">                                  </w:t>
             </w:r>
+            <w:proofErr w:type="spellStart"/>
             <w:r>
               <w:rPr>
                 <w:rFonts w:ascii="Open Sans" w:hAnsi="Open Sans" w:cs="Open Sans"/>
@@ -6866,6 +6805,7 @@
               </w:rPr>
               <w:t>ЭОиДОТ</w:t>
             </w:r>
+            <w:proofErr w:type="spellEnd"/>
             <w:r>
               <w:rPr>
                 <w:rFonts w:ascii="Open Sans" w:hAnsi="Open Sans" w:cs="Open Sans"/>
@@ -7828,15 +7768,25 @@
         </w:rPr>
         <w:t>2.4.3. Электроэнергетика</w:t>
       </w:r>
-    </w:p>
-    <w:p>
-      <w:pPr>
-        <w:rPr>
-          <w:rFonts w:ascii="Open Sans" w:hAnsi="Open Sans" w:cs="Open Sans"/>
-          <w:sz w:val="22"/>
-          <w:szCs w:val="22"/>
-        </w:rPr>
-      </w:pPr>
+      <w:r>
+        <w:rPr>
+          <w:rFonts w:ascii="Open Sans" w:hAnsi="Open Sans" w:cs="Open Sans"/>
+          <w:sz w:val="22"/>
+          <w:szCs w:val="22"/>
+        </w:rPr>
+        <w:t xml:space="preserve"> / гр. 2.4.3-25</w:t>
+      </w:r>
+    </w:p>
+    <w:p>
+      <w:pPr>
+        <w:rPr>
+          <w:rFonts w:ascii="Open Sans" w:hAnsi="Open Sans" w:cs="Open Sans"/>
+          <w:sz w:val="22"/>
+          <w:szCs w:val="22"/>
+        </w:rPr>
+      </w:pPr>
+      <w:bookmarkStart w:id="0" w:name="_GoBack"/>
+      <w:bookmarkEnd w:id="0"/>
     </w:p>
     <w:p>
       <w:pPr>
@@ -8126,13 +8076,23 @@
                 <w:szCs w:val="22"/>
               </w:rPr>
             </w:pPr>
-            <w:r>
-              <w:rPr>
-                <w:rFonts w:ascii="Open Sans" w:hAnsi="Open Sans" w:cs="Open Sans"/>
-                <w:sz w:val="22"/>
-                <w:szCs w:val="22"/>
-              </w:rPr>
-              <w:t>ЭОиДОТ*</w:t>
+            <w:proofErr w:type="spellStart"/>
+            <w:r>
+              <w:rPr>
+                <w:rFonts w:ascii="Open Sans" w:hAnsi="Open Sans" w:cs="Open Sans"/>
+                <w:sz w:val="22"/>
+                <w:szCs w:val="22"/>
+              </w:rPr>
+              <w:t>ЭОиДОТ</w:t>
+            </w:r>
+            <w:proofErr w:type="spellEnd"/>
+            <w:r>
+              <w:rPr>
+                <w:rFonts w:ascii="Open Sans" w:hAnsi="Open Sans" w:cs="Open Sans"/>
+                <w:sz w:val="22"/>
+                <w:szCs w:val="22"/>
+              </w:rPr>
+              <w:t>*</w:t>
             </w:r>
           </w:p>
           <w:p>
@@ -8254,13 +8214,23 @@
                 <w:szCs w:val="22"/>
               </w:rPr>
             </w:pPr>
-            <w:r>
-              <w:rPr>
-                <w:rFonts w:ascii="Open Sans" w:hAnsi="Open Sans" w:cs="Open Sans"/>
-                <w:sz w:val="22"/>
-                <w:szCs w:val="22"/>
-              </w:rPr>
-              <w:t>ЭОиДОТ*</w:t>
+            <w:proofErr w:type="spellStart"/>
+            <w:r>
+              <w:rPr>
+                <w:rFonts w:ascii="Open Sans" w:hAnsi="Open Sans" w:cs="Open Sans"/>
+                <w:sz w:val="22"/>
+                <w:szCs w:val="22"/>
+              </w:rPr>
+              <w:t>ЭОиДОТ</w:t>
+            </w:r>
+            <w:proofErr w:type="spellEnd"/>
+            <w:r>
+              <w:rPr>
+                <w:rFonts w:ascii="Open Sans" w:hAnsi="Open Sans" w:cs="Open Sans"/>
+                <w:sz w:val="22"/>
+                <w:szCs w:val="22"/>
+              </w:rPr>
+              <w:t>*</w:t>
             </w:r>
           </w:p>
         </w:tc>
@@ -8407,7 +8377,25 @@
                 <w:sz w:val="22"/>
                 <w:szCs w:val="22"/>
               </w:rPr>
-              <w:t xml:space="preserve">                                ЭОиДОТ*</w:t>
+              <w:t xml:space="preserve">                                </w:t>
+            </w:r>
+            <w:proofErr w:type="spellStart"/>
+            <w:r>
+              <w:rPr>
+                <w:rFonts w:ascii="Open Sans" w:hAnsi="Open Sans" w:cs="Open Sans"/>
+                <w:sz w:val="22"/>
+                <w:szCs w:val="22"/>
+              </w:rPr>
+              <w:t>ЭОиДОТ</w:t>
+            </w:r>
+            <w:proofErr w:type="spellEnd"/>
+            <w:r>
+              <w:rPr>
+                <w:rFonts w:ascii="Open Sans" w:hAnsi="Open Sans" w:cs="Open Sans"/>
+                <w:sz w:val="22"/>
+                <w:szCs w:val="22"/>
+              </w:rPr>
+              <w:t>*</w:t>
             </w:r>
           </w:p>
         </w:tc>
@@ -8796,7 +8784,7 @@
 </file>
 
 <file path=word/styles.xml><?xml version="1.0" encoding="utf-8"?>
-<w:styles xmlns:mc="http://schemas.openxmlformats.org/markup-compatibility/2006" xmlns:r="http://schemas.openxmlformats.org/officeDocument/2006/relationships" xmlns:w="http://schemas.openxmlformats.org/wordprocessingml/2006/main" xmlns:w14="http://schemas.microsoft.com/office/word/2010/wordml" xmlns:w15="http://schemas.microsoft.com/office/word/2012/wordml" xmlns:w16cex="http://schemas.microsoft.com/office/word/2018/wordml/cex" xmlns:w16cid="http://schemas.microsoft.com/office/word/2016/wordml/cid" xmlns:w16="http://schemas.microsoft.com/office/word/2018/wordml" xmlns:w16sdtdh="http://schemas.microsoft.com/office/word/2020/wordml/sdtdatahash" xmlns:w16se="http://schemas.microsoft.com/office/word/2015/wordml/symex" mc:Ignorable="w14 w15 w16se w16cid w16 w16cex w16sdtdh">
+<w:styles xmlns:mc="http://schemas.openxmlformats.org/markup-compatibility/2006" xmlns:r="http://schemas.openxmlformats.org/officeDocument/2006/relationships" xmlns:w="http://schemas.openxmlformats.org/wordprocessingml/2006/main" xmlns:w14="http://schemas.microsoft.com/office/word/2010/wordml" xmlns:w15="http://schemas.microsoft.com/office/word/2012/wordml" mc:Ignorable="w14 w15">
   <w:docDefaults>
     <w:rPrDefault>
       <w:rPr>
@@ -8806,7 +8794,7 @@
     </w:rPrDefault>
     <w:pPrDefault/>
   </w:docDefaults>
-  <w:latentStyles w:defLockedState="0" w:defUIPriority="0" w:defSemiHidden="0" w:defUnhideWhenUsed="0" w:defQFormat="0" w:count="376">
+  <w:latentStyles w:defLockedState="0" w:defUIPriority="0" w:defSemiHidden="0" w:defUnhideWhenUsed="0" w:defQFormat="0" w:count="371">
     <w:lsdException w:name="Normal" w:qFormat="1"/>
     <w:lsdException w:name="heading 1" w:qFormat="1"/>
     <w:lsdException w:name="heading 2" w:semiHidden="1" w:unhideWhenUsed="1" w:qFormat="1"/>
@@ -8906,6 +8894,7 @@
     <w:lsdException w:name="HTML Sample" w:semiHidden="1" w:unhideWhenUsed="1"/>
     <w:lsdException w:name="HTML Typewriter" w:semiHidden="1" w:unhideWhenUsed="1"/>
     <w:lsdException w:name="HTML Variable" w:semiHidden="1" w:unhideWhenUsed="1"/>
+    <w:lsdException w:name="Normal Table" w:semiHidden="1" w:unhideWhenUsed="1"/>
     <w:lsdException w:name="annotation subject" w:semiHidden="1" w:unhideWhenUsed="1"/>
     <w:lsdException w:name="No List" w:semiHidden="1" w:unhideWhenUsed="1"/>
     <w:lsdException w:name="Outline List 1" w:semiHidden="1" w:unhideWhenUsed="1"/>
@@ -8948,8 +8937,11 @@
     <w:lsdException w:name="Table Contemporary" w:semiHidden="1" w:unhideWhenUsed="1"/>
     <w:lsdException w:name="Table Elegant" w:semiHidden="1" w:unhideWhenUsed="1"/>
     <w:lsdException w:name="Table Professional" w:semiHidden="1" w:unhideWhenUsed="1"/>
+    <w:lsdException w:name="Table Subtle 1" w:semiHidden="1" w:unhideWhenUsed="1"/>
     <w:lsdException w:name="Table Subtle 2" w:semiHidden="1" w:unhideWhenUsed="1"/>
     <w:lsdException w:name="Table Web 1" w:semiHidden="1" w:unhideWhenUsed="1"/>
+    <w:lsdException w:name="Table Web 2" w:semiHidden="1" w:unhideWhenUsed="1"/>
+    <w:lsdException w:name="Table Web 3" w:semiHidden="1" w:unhideWhenUsed="1"/>
     <w:lsdException w:name="Balloon Text" w:semiHidden="1" w:unhideWhenUsed="1"/>
     <w:lsdException w:name="Table Theme" w:semiHidden="1" w:unhideWhenUsed="1"/>
     <w:lsdException w:name="Placeholder Text" w:semiHidden="1" w:uiPriority="99"/>
@@ -9167,16 +9159,11 @@
     <w:lsdException w:name="List Table 5 Dark Accent 6" w:uiPriority="50"/>
     <w:lsdException w:name="List Table 6 Colorful Accent 6" w:uiPriority="51"/>
     <w:lsdException w:name="List Table 7 Colorful Accent 6" w:uiPriority="52"/>
-    <w:lsdException w:name="Mention" w:semiHidden="1" w:uiPriority="99" w:unhideWhenUsed="1"/>
-    <w:lsdException w:name="Smart Hyperlink" w:semiHidden="1" w:uiPriority="99" w:unhideWhenUsed="1"/>
-    <w:lsdException w:name="Hashtag" w:semiHidden="1" w:uiPriority="99" w:unhideWhenUsed="1"/>
-    <w:lsdException w:name="Unresolved Mention" w:semiHidden="1" w:uiPriority="99" w:unhideWhenUsed="1"/>
-    <w:lsdException w:name="Smart Link" w:semiHidden="1" w:uiPriority="99" w:unhideWhenUsed="1"/>
   </w:latentStyles>
   <w:style w:type="paragraph" w:default="1" w:styleId="a">
     <w:name w:val="Normal"/>
     <w:qFormat/>
-    <w:rsid w:val="00B848F2"/>
+    <w:rsid w:val="0052381C"/>
   </w:style>
   <w:style w:type="character" w:default="1" w:styleId="a0">
     <w:name w:val="Default Paragraph Font"/>
@@ -9495,7 +9482,7 @@
 </file>
 
 <file path=customXml/itemProps1.xml><?xml version="1.0" encoding="utf-8"?>
-<ds:datastoreItem xmlns:ds="http://schemas.openxmlformats.org/officeDocument/2006/customXml" ds:itemID="{08F3F60C-928B-4D66-BD78-8ECC3957E662}">
+<ds:datastoreItem xmlns:ds="http://schemas.openxmlformats.org/officeDocument/2006/customXml" ds:itemID="{9465572F-CB40-4593-A1AB-EA8AC30C4F42}">
   <ds:schemaRefs>
     <ds:schemaRef ds:uri="http://schemas.openxmlformats.org/officeDocument/2006/bibliography"/>
   </ds:schemaRefs>
